--- a/CQ_DGW_TEMPLATE_HCM_FIXED.docx
+++ b/CQ_DGW_TEMPLATE_HCM_FIXED.docx
@@ -11,23 +11,32 @@
         <w:spacing w:line="360" w:lineRule="auto"/>
         <w:jc w:val="right"/>
         <w:rPr>
+          <w:rFonts w:ascii="Arial" w:hAnsi="Arial" w:cs="Arial"/>
           <w:i/>
           <w:color w:val="000000"/>
+          <w:sz w:val="22"/>
+          <w:szCs w:val="22"/>
           <w:lang w:val="de-DE"/>
         </w:rPr>
       </w:pPr>
       <w:r>
         <w:rPr>
+          <w:rFonts w:ascii="Arial" w:hAnsi="Arial" w:cs="Arial"/>
           <w:i/>
           <w:color w:val="000000"/>
+          <w:sz w:val="22"/>
+          <w:szCs w:val="22"/>
           <w:lang w:val="de-DE"/>
         </w:rPr>
         <w:t xml:space="preserve">                                            </w:t>
       </w:r>
       <w:r>
         <w:rPr>
+          <w:rFonts w:ascii="Arial" w:hAnsi="Arial" w:cs="Arial"/>
           <w:i/>
           <w:color w:val="000000"/>
+          <w:sz w:val="22"/>
+          <w:szCs w:val="22"/>
           <w:lang w:val="de-DE"/>
         </w:rPr>
         <w:t>{{ city }}, ngày {{ day }} tháng {{ month }} năm {{ year }}</w:t>
@@ -38,6 +47,7 @@
         <w:spacing w:before="240" w:line="360" w:lineRule="auto"/>
         <w:jc w:val="center"/>
         <w:rPr>
+          <w:rFonts w:ascii="Arial" w:hAnsi="Arial" w:cs="Arial"/>
           <w:b/>
           <w:sz w:val="32"/>
           <w:szCs w:val="32"/>
@@ -46,6 +56,7 @@
       </w:pPr>
       <w:r>
         <w:rPr>
+          <w:rFonts w:ascii="Arial" w:hAnsi="Arial" w:cs="Arial"/>
           <w:b/>
           <w:sz w:val="32"/>
           <w:szCs w:val="32"/>
@@ -62,39 +73,54 @@
         <w:spacing w:line="360" w:lineRule="auto"/>
         <w:jc w:val="center"/>
         <w:rPr>
+          <w:rFonts w:ascii="Arial" w:hAnsi="Arial" w:cs="Arial"/>
           <w:i/>
           <w:color w:val="000000"/>
+          <w:sz w:val="22"/>
+          <w:szCs w:val="22"/>
           <w:lang w:val="de-DE"/>
         </w:rPr>
       </w:pPr>
       <w:r>
         <w:rPr>
+          <w:rFonts w:ascii="Arial" w:hAnsi="Arial" w:cs="Arial"/>
           <w:i/>
           <w:color w:val="000000"/>
+          <w:sz w:val="22"/>
+          <w:szCs w:val="22"/>
           <w:lang w:val="de-DE"/>
         </w:rPr>
         <w:t>(</w:t>
       </w:r>
       <w:r>
         <w:rPr>
+          <w:rFonts w:ascii="Arial" w:hAnsi="Arial" w:cs="Arial"/>
           <w:i/>
           <w:color w:val="000000"/>
+          <w:sz w:val="22"/>
+          <w:szCs w:val="22"/>
           <w:lang w:val="de-DE"/>
         </w:rPr>
         <w:t>V/v:</w:t>
       </w:r>
       <w:r>
         <w:rPr>
+          <w:rFonts w:ascii="Arial" w:hAnsi="Arial" w:cs="Arial"/>
           <w:i/>
           <w:color w:val="000000"/>
+          <w:sz w:val="22"/>
+          <w:szCs w:val="22"/>
           <w:lang w:val="de-DE"/>
         </w:rPr>
         <w:t xml:space="preserve"> xác nhận chất lượng, xuất xứ, bảo hành sản phẩm</w:t>
       </w:r>
       <w:r>
         <w:rPr>
+          <w:rFonts w:ascii="Arial" w:hAnsi="Arial" w:cs="Arial"/>
           <w:i/>
           <w:color w:val="000000"/>
+          <w:sz w:val="22"/>
+          <w:szCs w:val="22"/>
           <w:lang w:val="de-DE"/>
         </w:rPr>
         <w:t>)</w:t>
@@ -105,33 +131,45 @@
         <w:spacing w:before="240" w:line="276" w:lineRule="auto"/>
         <w:ind w:firstLine="360"/>
         <w:rPr>
+          <w:rFonts w:ascii="Arial" w:hAnsi="Arial" w:cs="Arial"/>
           <w:b/>
           <w:bCs/>
           <w:color w:val="000000"/>
+          <w:sz w:val="22"/>
+          <w:szCs w:val="22"/>
           <w:lang w:val="de-DE"/>
         </w:rPr>
       </w:pPr>
       <w:r>
         <w:rPr>
+          <w:rFonts w:ascii="Arial" w:hAnsi="Arial" w:cs="Arial"/>
           <w:i/>
           <w:iCs/>
           <w:color w:val="000000"/>
+          <w:sz w:val="22"/>
+          <w:szCs w:val="22"/>
           <w:lang w:val="de-DE"/>
         </w:rPr>
         <w:t>Kính gửi:</w:t>
       </w:r>
       <w:r>
         <w:rPr>
-          <w:color w:val="000000"/>
+          <w:rFonts w:ascii="Arial" w:hAnsi="Arial" w:cs="Arial"/>
+          <w:color w:val="000000"/>
+          <w:sz w:val="22"/>
+          <w:szCs w:val="22"/>
           <w:lang w:val="de-DE"/>
         </w:rPr>
         <w:t xml:space="preserve"> </w:t>
       </w:r>
       <w:r>
         <w:rPr>
+          <w:rFonts w:ascii="Arial" w:hAnsi="Arial" w:cs="Arial"/>
           <w:b/>
           <w:bCs/>
           <w:color w:val="000000"/>
+          <w:sz w:val="22"/>
+          <w:szCs w:val="22"/>
           <w:lang w:val="de-DE"/>
         </w:rPr>
         <w:t>{{ eu_name }}</w:t>
@@ -142,29 +180,41 @@
         <w:spacing w:line="276" w:lineRule="auto"/>
         <w:ind w:firstLine="360"/>
         <w:rPr>
-          <w:color w:val="000000"/>
+          <w:rFonts w:ascii="Arial" w:hAnsi="Arial" w:cs="Arial"/>
+          <w:color w:val="000000"/>
+          <w:sz w:val="22"/>
+          <w:szCs w:val="22"/>
           <w:lang w:val="de-DE"/>
         </w:rPr>
       </w:pPr>
       <w:r>
         <w:rPr>
+          <w:rFonts w:ascii="Arial" w:hAnsi="Arial" w:cs="Arial"/>
           <w:i/>
           <w:iCs/>
           <w:color w:val="000000"/>
+          <w:sz w:val="22"/>
+          <w:szCs w:val="22"/>
           <w:lang w:val="de-DE"/>
         </w:rPr>
         <w:t>Địa chỉ:</w:t>
       </w:r>
       <w:r>
         <w:rPr>
-          <w:color w:val="000000"/>
+          <w:rFonts w:ascii="Arial" w:hAnsi="Arial" w:cs="Arial"/>
+          <w:color w:val="000000"/>
+          <w:sz w:val="22"/>
+          <w:szCs w:val="22"/>
           <w:lang w:val="de-DE"/>
         </w:rPr>
         <w:t xml:space="preserve"> </w:t>
       </w:r>
       <w:r>
         <w:rPr>
-          <w:color w:val="000000"/>
+          <w:rFonts w:ascii="Arial" w:hAnsi="Arial" w:cs="Arial"/>
+          <w:color w:val="000000"/>
+          <w:sz w:val="22"/>
+          <w:szCs w:val="22"/>
           <w:lang w:val="de-DE"/>
         </w:rPr>
         <w:t>{{ address }}</w:t>
@@ -176,55 +226,45 @@
         <w:spacing w:before="240" w:line="276" w:lineRule="auto"/>
         <w:ind w:firstLine="360"/>
         <w:rPr>
-          <w:rFonts w:ascii="Times New Roman" w:hAnsi="Times New Roman"/>
+          <w:rFonts w:ascii="Arial" w:hAnsi="Arial" w:cs="Arial"/>
           <w:bCs/>
           <w:color w:val="000000"/>
+          <w:sz w:val="22"/>
+          <w:szCs w:val="22"/>
           <w:lang w:val="de-DE"/>
         </w:rPr>
       </w:pPr>
       <w:r>
         <w:rPr>
-          <w:rFonts w:ascii="Times New Roman" w:hAnsi="Times New Roman"/>
+          <w:rFonts w:ascii="Arial" w:hAnsi="Arial" w:cs="Arial"/>
           <w:bCs/>
           <w:color w:val="000000"/>
+          <w:sz w:val="22"/>
+          <w:szCs w:val="22"/>
           <w:lang w:val="de-DE"/>
         </w:rPr>
-        <w:t>Ch</w:t>
-      </w:r>
-      <w:r>
-        <w:rPr>
-          <w:rFonts w:ascii="Times New Roman" w:hAnsi="Times New Roman"/>
+        <w:t xml:space="preserve">Chúng tôi, </w:t>
+      </w:r>
+      <w:r>
+        <w:rPr>
+          <w:rFonts w:ascii="Arial" w:hAnsi="Arial" w:cs="Arial"/>
           <w:bCs/>
           <w:color w:val="000000"/>
+          <w:sz w:val="22"/>
+          <w:szCs w:val="22"/>
+        </w:rPr>
+        <w:t xml:space="preserve">Công ty Cổ phần Thế Giới Số </w:t>
+      </w:r>
+      <w:r>
+        <w:rPr>
+          <w:rFonts w:ascii="Arial" w:hAnsi="Arial" w:cs="Arial"/>
+          <w:bCs/>
+          <w:color w:val="000000"/>
+          <w:sz w:val="22"/>
+          <w:szCs w:val="22"/>
           <w:lang w:val="de-DE"/>
         </w:rPr>
-        <w:t xml:space="preserve">úng tôi, </w:t>
-      </w:r>
-      <w:r>
-        <w:rPr>
-          <w:rFonts w:ascii="Times New Roman" w:hAnsi="Times New Roman"/>
-          <w:bCs/>
-          <w:color w:val="000000"/>
-        </w:rPr>
-        <w:t xml:space="preserve">Công ty Cổ phần Thế Giới Số </w:t>
-      </w:r>
-      <w:r>
-        <w:rPr>
-          <w:rFonts w:ascii="Times New Roman" w:hAnsi="Times New Roman"/>
-          <w:bCs/>
-          <w:color w:val="000000"/>
-          <w:lang w:val="de-DE"/>
-        </w:rPr>
-        <w:t>c</w:t>
-      </w:r>
-      <w:r>
-        <w:rPr>
-          <w:rFonts w:ascii="Times New Roman" w:hAnsi="Times New Roman"/>
-          <w:bCs/>
-          <w:color w:val="000000"/>
-          <w:lang w:val="de-DE"/>
-        </w:rPr>
-        <w:t>ó trụ sở chính tại:</w:t>
+        <w:t>có trụ sở chính tại:</w:t>
       </w:r>
     </w:p>
     <w:p>
@@ -233,9 +273,11 @@
         <w:spacing w:line="276" w:lineRule="auto"/>
         <w:ind w:firstLine="360"/>
         <w:rPr>
-          <w:rFonts w:ascii="Times New Roman" w:hAnsi="Times New Roman"/>
+          <w:rFonts w:ascii="Arial" w:hAnsi="Arial" w:cs="Arial"/>
           <w:b w:val="0"/>
           <w:color w:val="000000"/>
+          <w:sz w:val="22"/>
+          <w:szCs w:val="22"/>
           <w:lang w:val="de-DE"/>
         </w:rPr>
       </w:pPr>
@@ -246,17 +288,21 @@
         <w:spacing w:line="276" w:lineRule="auto"/>
         <w:ind w:firstLine="360"/>
         <w:rPr>
-          <w:rFonts w:ascii="Times New Roman" w:hAnsi="Times New Roman"/>
+          <w:rFonts w:ascii="Arial" w:hAnsi="Arial" w:cs="Arial"/>
           <w:b w:val="0"/>
           <w:color w:val="000000"/>
+          <w:sz w:val="22"/>
+          <w:szCs w:val="22"/>
           <w:lang w:val="de-DE"/>
         </w:rPr>
       </w:pPr>
       <w:r>
         <w:rPr>
-          <w:rFonts w:ascii="Times New Roman" w:hAnsi="Times New Roman"/>
+          <w:rFonts w:ascii="Arial" w:hAnsi="Arial" w:cs="Arial"/>
           <w:b w:val="0"/>
           <w:color w:val="000000"/>
+          <w:sz w:val="22"/>
+          <w:szCs w:val="22"/>
           <w:lang w:val="de-DE"/>
         </w:rPr>
         <w:t>Địa chỉ: Tầng 15, Tòa Nhà Etown Central, Số 11 Đoàn Văn Bơ, Phường Xóm Chiếu, Thành Phố Hồ Chí Minh, Việt Nam.</w:t>
@@ -268,17 +314,21 @@
         <w:spacing w:line="276" w:lineRule="auto"/>
         <w:ind w:firstLine="360"/>
         <w:rPr>
-          <w:rFonts w:ascii="Times New Roman" w:hAnsi="Times New Roman"/>
+          <w:rFonts w:ascii="Arial" w:hAnsi="Arial" w:cs="Arial"/>
           <w:b w:val="0"/>
           <w:color w:val="000000"/>
+          <w:sz w:val="22"/>
+          <w:szCs w:val="22"/>
           <w:lang w:val="de-DE"/>
         </w:rPr>
       </w:pPr>
       <w:r>
         <w:rPr>
-          <w:rFonts w:ascii="Times New Roman" w:hAnsi="Times New Roman"/>
+          <w:rFonts w:ascii="Arial" w:hAnsi="Arial" w:cs="Arial"/>
           <w:b w:val="0"/>
           <w:color w:val="000000"/>
+          <w:sz w:val="22"/>
+          <w:szCs w:val="22"/>
           <w:lang w:val="de-DE"/>
         </w:rPr>
         <w:t>Là nhà phân phối các sản phẩm ASUS tại thị trường Việt Nam.</w:t>
@@ -290,9 +340,11 @@
         <w:spacing w:line="276" w:lineRule="auto"/>
         <w:ind w:firstLine="360"/>
         <w:rPr>
-          <w:rFonts w:ascii="Times New Roman" w:hAnsi="Times New Roman"/>
+          <w:rFonts w:ascii="Arial" w:hAnsi="Arial" w:cs="Arial"/>
           <w:b w:val="0"/>
           <w:color w:val="000000"/>
+          <w:sz w:val="22"/>
+          <w:szCs w:val="22"/>
           <w:lang w:val="de-DE"/>
         </w:rPr>
       </w:pPr>
@@ -303,17 +355,21 @@
         <w:spacing w:line="276" w:lineRule="auto"/>
         <w:ind w:firstLine="360"/>
         <w:rPr>
-          <w:rFonts w:ascii="Times New Roman" w:hAnsi="Times New Roman"/>
+          <w:rFonts w:ascii="Arial" w:hAnsi="Arial" w:cs="Arial"/>
           <w:b w:val="0"/>
           <w:color w:val="000000"/>
+          <w:sz w:val="22"/>
+          <w:szCs w:val="22"/>
           <w:lang w:val="de-DE"/>
         </w:rPr>
       </w:pPr>
       <w:r>
         <w:rPr>
-          <w:rFonts w:ascii="Times New Roman" w:hAnsi="Times New Roman"/>
+          <w:rFonts w:ascii="Arial" w:hAnsi="Arial" w:cs="Arial"/>
           <w:b w:val="0"/>
           <w:color w:val="000000"/>
+          <w:sz w:val="22"/>
+          <w:szCs w:val="22"/>
           <w:lang w:val="de-DE"/>
         </w:rPr>
         <w:t>Bằng văn bản này, Chúng tôi xác nhận Danh sách sản phẩm có Serial như dưới đây:</w:t>
@@ -325,9 +381,11 @@
         <w:spacing w:line="276" w:lineRule="auto"/>
         <w:ind w:left="720"/>
         <w:rPr>
-          <w:rFonts w:ascii="Times New Roman" w:hAnsi="Times New Roman"/>
+          <w:rFonts w:ascii="Arial" w:hAnsi="Arial" w:cs="Arial"/>
           <w:b w:val="0"/>
           <w:color w:val="000000"/>
+          <w:sz w:val="22"/>
+          <w:szCs w:val="22"/>
         </w:rPr>
       </w:pPr>
     </w:p>
@@ -346,10 +404,10 @@
         <w:tblLook w:val="04A0" w:firstRow="1" w:lastRow="0" w:firstColumn="1" w:lastColumn="0" w:noHBand="0" w:noVBand="1"/>
       </w:tblPr>
       <w:tblGrid>
-        <w:gridCol w:w="5220"/>
-        <w:gridCol w:w="1170"/>
-        <w:gridCol w:w="1146"/>
-        <w:gridCol w:w="1477"/>
+        <w:gridCol w:w="5091"/>
+        <w:gridCol w:w="1171"/>
+        <w:gridCol w:w="1018"/>
+        <w:gridCol w:w="1733"/>
       </w:tblGrid>
       <w:tr>
         <w:trPr>
@@ -369,17 +427,23 @@
               <w:spacing w:line="276" w:lineRule="auto"/>
               <w:jc w:val="center"/>
               <w:rPr>
+                <w:rFonts w:ascii="Arial" w:hAnsi="Arial" w:cs="Arial"/>
                 <w:b/>
                 <w:bCs/>
                 <w:noProof/>
+                <w:sz w:val="22"/>
+                <w:szCs w:val="22"/>
                 <w:lang w:val="en-US"/>
               </w:rPr>
             </w:pPr>
             <w:r>
               <w:rPr>
+                <w:rFonts w:ascii="Arial" w:hAnsi="Arial" w:cs="Arial"/>
                 <w:b/>
                 <w:bCs/>
                 <w:noProof/>
+                <w:sz w:val="22"/>
+                <w:szCs w:val="22"/>
                 <w:lang w:val="en-US"/>
               </w:rPr>
               <w:t>Tên sản phẩm</w:t>
@@ -400,35 +464,47 @@
               <w:spacing w:line="276" w:lineRule="auto"/>
               <w:jc w:val="center"/>
               <w:rPr>
+                <w:rFonts w:ascii="Arial" w:hAnsi="Arial" w:cs="Arial"/>
                 <w:b/>
                 <w:bCs/>
                 <w:noProof/>
+                <w:sz w:val="22"/>
+                <w:szCs w:val="22"/>
                 <w:lang w:val="en-US"/>
               </w:rPr>
             </w:pPr>
             <w:r>
               <w:rPr>
+                <w:rFonts w:ascii="Arial" w:hAnsi="Arial" w:cs="Arial"/>
                 <w:b/>
                 <w:bCs/>
                 <w:noProof/>
+                <w:sz w:val="22"/>
+                <w:szCs w:val="22"/>
                 <w:lang w:val="en-US"/>
               </w:rPr>
               <w:t xml:space="preserve">Số </w:t>
             </w:r>
             <w:r>
               <w:rPr>
+                <w:rFonts w:ascii="Arial" w:hAnsi="Arial" w:cs="Arial"/>
                 <w:b/>
                 <w:bCs/>
                 <w:noProof/>
+                <w:sz w:val="22"/>
+                <w:szCs w:val="22"/>
                 <w:lang w:val="en-US"/>
               </w:rPr>
               <w:t>l</w:t>
             </w:r>
             <w:r>
               <w:rPr>
+                <w:rFonts w:ascii="Arial" w:hAnsi="Arial" w:cs="Arial"/>
                 <w:b/>
                 <w:bCs/>
                 <w:noProof/>
+                <w:sz w:val="22"/>
+                <w:szCs w:val="22"/>
                 <w:lang w:val="en-US"/>
               </w:rPr>
               <w:t>ượng</w:t>
@@ -449,17 +525,23 @@
               <w:spacing w:line="276" w:lineRule="auto"/>
               <w:jc w:val="center"/>
               <w:rPr>
+                <w:rFonts w:ascii="Arial" w:hAnsi="Arial" w:cs="Arial"/>
                 <w:b/>
                 <w:bCs/>
                 <w:noProof/>
+                <w:sz w:val="22"/>
+                <w:szCs w:val="22"/>
                 <w:lang w:val="en-US"/>
               </w:rPr>
             </w:pPr>
             <w:r>
               <w:rPr>
+                <w:rFonts w:ascii="Arial" w:hAnsi="Arial" w:cs="Arial"/>
                 <w:b/>
                 <w:bCs/>
                 <w:noProof/>
+                <w:sz w:val="22"/>
+                <w:szCs w:val="22"/>
                 <w:lang w:val="en-US"/>
               </w:rPr>
               <w:t>Xuất xứ</w:t>
@@ -480,16 +562,22 @@
               <w:spacing w:line="276" w:lineRule="auto"/>
               <w:jc w:val="center"/>
               <w:rPr>
+                <w:rFonts w:ascii="Arial" w:hAnsi="Arial" w:cs="Arial"/>
                 <w:b/>
                 <w:bCs/>
                 <w:noProof/>
+                <w:sz w:val="22"/>
+                <w:szCs w:val="22"/>
               </w:rPr>
             </w:pPr>
             <w:r>
               <w:rPr>
+                <w:rFonts w:ascii="Arial" w:hAnsi="Arial" w:cs="Arial"/>
                 <w:b/>
                 <w:bCs/>
                 <w:noProof/>
+                <w:sz w:val="22"/>
+                <w:szCs w:val="22"/>
               </w:rPr>
               <w:t>Serial Number</w:t>
             </w:r>
@@ -506,9 +594,18 @@
             <w:vAlign w:val="center"/>
           </w:tcPr>
           <w:p>
+            <w:pPr>
+              <w:rPr>
+                <w:rFonts w:ascii="Arial" w:hAnsi="Arial" w:cs="Arial"/>
+                <w:sz w:val="22"/>
+                <w:szCs w:val="22"/>
+              </w:rPr>
+            </w:pPr>
             <w:r>
               <w:rPr>
-                <w:sz w:val="2"/>
+                <w:rFonts w:ascii="Arial" w:hAnsi="Arial" w:cs="Arial"/>
+                <w:sz w:val="22"/>
+                <w:szCs w:val="22"/>
               </w:rPr>
               <w:t>{%tr for p in products %}</w:t>
             </w:r>
@@ -519,21 +616,45 @@
             <w:tcW w:w="649" w:type="pct"/>
             <w:vAlign w:val="center"/>
           </w:tcPr>
-          <w:p/>
+          <w:p>
+            <w:pPr>
+              <w:rPr>
+                <w:rFonts w:ascii="Arial" w:hAnsi="Arial" w:cs="Arial"/>
+                <w:sz w:val="22"/>
+                <w:szCs w:val="22"/>
+              </w:rPr>
+            </w:pPr>
+          </w:p>
         </w:tc>
         <w:tc>
           <w:tcPr>
             <w:tcW w:w="636" w:type="pct"/>
             <w:vAlign w:val="center"/>
           </w:tcPr>
-          <w:p/>
+          <w:p>
+            <w:pPr>
+              <w:rPr>
+                <w:rFonts w:ascii="Arial" w:hAnsi="Arial" w:cs="Arial"/>
+                <w:sz w:val="22"/>
+                <w:szCs w:val="22"/>
+              </w:rPr>
+            </w:pPr>
+          </w:p>
         </w:tc>
         <w:tc>
           <w:tcPr>
             <w:tcW w:w="819" w:type="pct"/>
             <w:vAlign w:val="center"/>
           </w:tcPr>
-          <w:p/>
+          <w:p>
+            <w:pPr>
+              <w:rPr>
+                <w:rFonts w:ascii="Arial" w:hAnsi="Arial" w:cs="Arial"/>
+                <w:sz w:val="22"/>
+                <w:szCs w:val="22"/>
+              </w:rPr>
+            </w:pPr>
+          </w:p>
         </w:tc>
       </w:tr>
       <w:tr>
@@ -546,9 +667,18 @@
             <w:vAlign w:val="center"/>
           </w:tcPr>
           <w:p>
+            <w:pPr>
+              <w:rPr>
+                <w:rFonts w:ascii="Arial" w:hAnsi="Arial" w:cs="Arial"/>
+                <w:sz w:val="22"/>
+                <w:szCs w:val="22"/>
+              </w:rPr>
+            </w:pPr>
             <w:r>
               <w:rPr>
-                <w:sz w:val="20"/>
+                <w:rFonts w:ascii="Arial" w:hAnsi="Arial" w:cs="Arial"/>
+                <w:sz w:val="22"/>
+                <w:szCs w:val="22"/>
               </w:rPr>
               <w:t>{{ p.product_name }}</w:t>
             </w:r>
@@ -562,10 +692,17 @@
           <w:p>
             <w:pPr>
               <w:jc w:val="center"/>
+              <w:rPr>
+                <w:rFonts w:ascii="Arial" w:hAnsi="Arial" w:cs="Arial"/>
+                <w:sz w:val="22"/>
+                <w:szCs w:val="22"/>
+              </w:rPr>
             </w:pPr>
             <w:r>
               <w:rPr>
-                <w:sz w:val="20"/>
+                <w:rFonts w:ascii="Arial" w:hAnsi="Arial" w:cs="Arial"/>
+                <w:sz w:val="22"/>
+                <w:szCs w:val="22"/>
               </w:rPr>
               <w:t>{{ p.quantity }}</w:t>
             </w:r>
@@ -579,10 +716,17 @@
           <w:p>
             <w:pPr>
               <w:jc w:val="center"/>
+              <w:rPr>
+                <w:rFonts w:ascii="Arial" w:hAnsi="Arial" w:cs="Arial"/>
+                <w:sz w:val="22"/>
+                <w:szCs w:val="22"/>
+              </w:rPr>
             </w:pPr>
             <w:r>
               <w:rPr>
-                <w:sz w:val="20"/>
+                <w:rFonts w:ascii="Arial" w:hAnsi="Arial" w:cs="Arial"/>
+                <w:sz w:val="22"/>
+                <w:szCs w:val="22"/>
               </w:rPr>
               <w:t>{{ p.origin }}</w:t>
             </w:r>
@@ -596,10 +740,17 @@
           <w:p>
             <w:pPr>
               <w:jc w:val="center"/>
+              <w:rPr>
+                <w:rFonts w:ascii="Arial" w:hAnsi="Arial" w:cs="Arial"/>
+                <w:sz w:val="22"/>
+                <w:szCs w:val="22"/>
+              </w:rPr>
             </w:pPr>
             <w:r>
               <w:rPr>
-                <w:sz w:val="20"/>
+                <w:rFonts w:ascii="Arial" w:hAnsi="Arial" w:cs="Arial"/>
+                <w:sz w:val="22"/>
+                <w:szCs w:val="22"/>
               </w:rPr>
               <w:t>{{ p.serial_display }}</w:t>
             </w:r>
@@ -616,9 +767,18 @@
             <w:vAlign w:val="center"/>
           </w:tcPr>
           <w:p>
+            <w:pPr>
+              <w:rPr>
+                <w:rFonts w:ascii="Arial" w:hAnsi="Arial" w:cs="Arial"/>
+                <w:sz w:val="22"/>
+                <w:szCs w:val="22"/>
+              </w:rPr>
+            </w:pPr>
             <w:r>
               <w:rPr>
-                <w:sz w:val="2"/>
+                <w:rFonts w:ascii="Arial" w:hAnsi="Arial" w:cs="Arial"/>
+                <w:sz w:val="22"/>
+                <w:szCs w:val="22"/>
               </w:rPr>
               <w:t>{%tr endfor %}</w:t>
             </w:r>
@@ -629,21 +789,45 @@
             <w:tcW w:w="649" w:type="pct"/>
             <w:vAlign w:val="center"/>
           </w:tcPr>
-          <w:p/>
+          <w:p>
+            <w:pPr>
+              <w:rPr>
+                <w:rFonts w:ascii="Arial" w:hAnsi="Arial" w:cs="Arial"/>
+                <w:sz w:val="22"/>
+                <w:szCs w:val="22"/>
+              </w:rPr>
+            </w:pPr>
+          </w:p>
         </w:tc>
         <w:tc>
           <w:tcPr>
             <w:tcW w:w="636" w:type="pct"/>
             <w:vAlign w:val="center"/>
           </w:tcPr>
-          <w:p/>
+          <w:p>
+            <w:pPr>
+              <w:rPr>
+                <w:rFonts w:ascii="Arial" w:hAnsi="Arial" w:cs="Arial"/>
+                <w:sz w:val="22"/>
+                <w:szCs w:val="22"/>
+              </w:rPr>
+            </w:pPr>
+          </w:p>
         </w:tc>
         <w:tc>
           <w:tcPr>
             <w:tcW w:w="819" w:type="pct"/>
             <w:vAlign w:val="center"/>
           </w:tcPr>
-          <w:p/>
+          <w:p>
+            <w:pPr>
+              <w:rPr>
+                <w:rFonts w:ascii="Arial" w:hAnsi="Arial" w:cs="Arial"/>
+                <w:sz w:val="22"/>
+                <w:szCs w:val="22"/>
+              </w:rPr>
+            </w:pPr>
+          </w:p>
         </w:tc>
       </w:tr>
     </w:tbl>
@@ -651,7 +835,10 @@
       <w:pPr>
         <w:spacing w:line="276" w:lineRule="auto"/>
         <w:rPr>
-          <w:color w:val="000000"/>
+          <w:rFonts w:ascii="Arial" w:hAnsi="Arial" w:cs="Arial"/>
+          <w:color w:val="000000"/>
+          <w:sz w:val="22"/>
+          <w:szCs w:val="22"/>
         </w:rPr>
       </w:pPr>
     </w:p>
@@ -661,22 +848,28 @@
         <w:spacing w:line="276" w:lineRule="auto"/>
         <w:ind w:firstLine="450"/>
         <w:rPr>
-          <w:rFonts w:ascii="Times New Roman" w:hAnsi="Times New Roman"/>
-        </w:rPr>
-      </w:pPr>
-      <w:r>
-        <w:rPr>
-          <w:rFonts w:ascii="Times New Roman" w:hAnsi="Times New Roman"/>
+          <w:rFonts w:ascii="Arial" w:hAnsi="Arial" w:cs="Arial"/>
+          <w:sz w:val="22"/>
+          <w:szCs w:val="22"/>
+        </w:rPr>
+      </w:pPr>
+      <w:r>
+        <w:rPr>
+          <w:rFonts w:ascii="Arial" w:hAnsi="Arial" w:cs="Arial"/>
           <w:b w:val="0"/>
           <w:color w:val="000000"/>
+          <w:sz w:val="22"/>
+          <w:szCs w:val="22"/>
         </w:rPr>
         <w:t>Là sản phẩm chính hãng ASUS,</w:t>
       </w:r>
       <w:r>
         <w:rPr>
-          <w:rFonts w:ascii="Times New Roman" w:hAnsi="Times New Roman"/>
+          <w:rFonts w:ascii="Arial" w:hAnsi="Arial" w:cs="Arial"/>
           <w:b w:val="0"/>
           <w:color w:val="000000"/>
+          <w:sz w:val="22"/>
+          <w:szCs w:val="22"/>
         </w:rPr>
         <w:t xml:space="preserve"> đảm bảo chất lượng sản phẩm, xuất xứ cũng như được bảo hành đúng theo tiêu chuẩn của nhà sản xuất ASUS.</w:t>
       </w:r>
@@ -687,24 +880,30 @@
         <w:spacing w:line="276" w:lineRule="auto"/>
         <w:ind w:firstLine="360"/>
         <w:rPr>
-          <w:rFonts w:ascii="Times New Roman" w:hAnsi="Times New Roman"/>
+          <w:rFonts w:ascii="Arial" w:hAnsi="Arial" w:cs="Arial"/>
           <w:b w:val="0"/>
           <w:color w:val="000000"/>
-        </w:rPr>
-      </w:pPr>
-      <w:r>
-        <w:rPr>
-          <w:rFonts w:ascii="Times New Roman" w:hAnsi="Times New Roman"/>
+          <w:sz w:val="22"/>
+          <w:szCs w:val="22"/>
+        </w:rPr>
+      </w:pPr>
+      <w:r>
+        <w:rPr>
+          <w:rFonts w:ascii="Arial" w:hAnsi="Arial" w:cs="Arial"/>
           <w:b w:val="0"/>
           <w:color w:val="000000"/>
+          <w:sz w:val="22"/>
+          <w:szCs w:val="22"/>
         </w:rPr>
         <w:t>Chân thành cảm ơn Quý khách hàng đã tín nhiệm sản phẩm ASUS. Chúng tôi tin rằng Quý khách hàng sẽ nhận được sự hỗ trợ và dịch vụ tốt nhất khi sử dụng công nghệ ASUS</w:t>
       </w:r>
       <w:r>
         <w:rPr>
-          <w:rFonts w:ascii="Times New Roman" w:hAnsi="Times New Roman"/>
+          <w:rFonts w:ascii="Arial" w:hAnsi="Arial" w:cs="Arial"/>
           <w:b w:val="0"/>
           <w:color w:val="000000"/>
+          <w:sz w:val="22"/>
+          <w:szCs w:val="22"/>
         </w:rPr>
         <w:t>.</w:t>
       </w:r>
@@ -715,9 +914,11 @@
         <w:spacing w:line="276" w:lineRule="auto"/>
         <w:ind w:left="720" w:firstLine="720"/>
         <w:rPr>
-          <w:rFonts w:ascii="Times New Roman" w:hAnsi="Times New Roman"/>
+          <w:rFonts w:ascii="Arial" w:hAnsi="Arial" w:cs="Arial"/>
           <w:b w:val="0"/>
           <w:color w:val="000000"/>
+          <w:sz w:val="22"/>
+          <w:szCs w:val="22"/>
         </w:rPr>
       </w:pPr>
     </w:p>
@@ -727,16 +928,20 @@
         <w:spacing w:line="276" w:lineRule="auto"/>
         <w:ind w:firstLine="720"/>
         <w:rPr>
-          <w:rFonts w:ascii="Times New Roman" w:hAnsi="Times New Roman"/>
+          <w:rFonts w:ascii="Arial" w:hAnsi="Arial" w:cs="Arial"/>
           <w:b w:val="0"/>
           <w:color w:val="000000"/>
-        </w:rPr>
-      </w:pPr>
-      <w:r>
-        <w:rPr>
-          <w:rFonts w:ascii="Times New Roman" w:hAnsi="Times New Roman"/>
+          <w:sz w:val="22"/>
+          <w:szCs w:val="22"/>
+        </w:rPr>
+      </w:pPr>
+      <w:r>
+        <w:rPr>
+          <w:rFonts w:ascii="Arial" w:hAnsi="Arial" w:cs="Arial"/>
           <w:b w:val="0"/>
           <w:color w:val="000000"/>
+          <w:sz w:val="22"/>
+          <w:szCs w:val="22"/>
         </w:rPr>
         <w:t>Trân trọng kính chào.</w:t>
       </w:r>
@@ -750,14 +955,18 @@
         <w:spacing w:line="276" w:lineRule="auto"/>
         <w:jc w:val="right"/>
         <w:rPr>
-          <w:rFonts w:ascii="Times New Roman" w:hAnsi="Times New Roman"/>
-          <w:color w:val="000000"/>
-        </w:rPr>
-      </w:pPr>
-      <w:r>
-        <w:rPr>
-          <w:rFonts w:ascii="Times New Roman" w:hAnsi="Times New Roman"/>
-          <w:color w:val="000000"/>
+          <w:rFonts w:ascii="Arial" w:hAnsi="Arial" w:cs="Arial"/>
+          <w:color w:val="000000"/>
+          <w:sz w:val="22"/>
+          <w:szCs w:val="22"/>
+        </w:rPr>
+      </w:pPr>
+      <w:r>
+        <w:rPr>
+          <w:rFonts w:ascii="Arial" w:hAnsi="Arial" w:cs="Arial"/>
+          <w:color w:val="000000"/>
+          <w:sz w:val="22"/>
+          <w:szCs w:val="22"/>
         </w:rPr>
         <w:t xml:space="preserve">Đại diện Công ty Cổ phần Thế Giới Số </w:t>
       </w:r>
@@ -775,22 +984,49 @@
         <w:br w:type="page"/>
       </w:r>
     </w:p>
-    <w:p/>
+    <w:p>
+      <w:pPr>
+        <w:rPr>
+          <w:rFonts w:ascii="Arial" w:hAnsi="Arial" w:cs="Arial"/>
+          <w:sz w:val="22"/>
+          <w:szCs w:val="22"/>
+        </w:rPr>
+      </w:pPr>
+    </w:p>
     <w:p>
       <w:pPr>
         <w:spacing w:after="160"/>
         <w:jc w:val="center"/>
-      </w:pPr>
-      <w:r>
-        <w:rPr>
+        <w:rPr>
+          <w:rFonts w:ascii="Arial" w:hAnsi="Arial" w:cs="Arial"/>
+          <w:sz w:val="22"/>
+          <w:szCs w:val="22"/>
+        </w:rPr>
+      </w:pPr>
+      <w:r>
+        <w:rPr>
+          <w:rFonts w:ascii="Arial" w:hAnsi="Arial" w:cs="Arial"/>
           <w:b/>
-          <w:sz w:val="32"/>
+          <w:sz w:val="22"/>
+          <w:szCs w:val="22"/>
         </w:rPr>
         <w:t>PHỤ LỤC</w:t>
       </w:r>
     </w:p>
     <w:p>
-      <w:r>
+      <w:pPr>
+        <w:rPr>
+          <w:rFonts w:ascii="Arial" w:hAnsi="Arial" w:cs="Arial"/>
+          <w:sz w:val="22"/>
+          <w:szCs w:val="22"/>
+        </w:rPr>
+      </w:pPr>
+      <w:r>
+        <w:rPr>
+          <w:rFonts w:ascii="Arial" w:hAnsi="Arial" w:cs="Arial"/>
+          <w:sz w:val="22"/>
+          <w:szCs w:val="22"/>
+        </w:rPr>
         <w:t>{%p for ap in appendix_products %}</w:t>
       </w:r>
     </w:p>
@@ -834,11 +1070,20 @@
             <w:vAlign w:val="center"/>
           </w:tcPr>
           <w:p>
+            <w:pPr>
+              <w:rPr>
+                <w:rFonts w:ascii="Arial" w:hAnsi="Arial" w:cs="Arial"/>
+                <w:sz w:val="22"/>
+                <w:szCs w:val="22"/>
+              </w:rPr>
+            </w:pPr>
             <w:r>
               <w:rPr>
+                <w:rFonts w:ascii="Arial" w:hAnsi="Arial" w:cs="Arial"/>
                 <w:b/>
                 <w:color w:val="FFFFFF"/>
-                <w:sz w:val="21"/>
+                <w:sz w:val="22"/>
+                <w:szCs w:val="22"/>
               </w:rPr>
               <w:t>{{ ap.product_name }} có serial:</w:t>
             </w:r>
@@ -855,7 +1100,19 @@
             <w:tcW w:w="2808" w:type="dxa"/>
           </w:tcPr>
           <w:p>
+            <w:pPr>
+              <w:rPr>
+                <w:rFonts w:ascii="Arial" w:hAnsi="Arial" w:cs="Arial"/>
+                <w:sz w:val="22"/>
+                <w:szCs w:val="22"/>
+              </w:rPr>
+            </w:pPr>
             <w:r>
+              <w:rPr>
+                <w:rFonts w:ascii="Arial" w:hAnsi="Arial" w:cs="Arial"/>
+                <w:sz w:val="22"/>
+                <w:szCs w:val="22"/>
+              </w:rPr>
               <w:t>{%tr for row in ap.serial_rows %}</w:t>
             </w:r>
           </w:p>
@@ -864,19 +1121,43 @@
           <w:tcPr>
             <w:tcW w:w="2808" w:type="dxa"/>
           </w:tcPr>
-          <w:p/>
+          <w:p>
+            <w:pPr>
+              <w:rPr>
+                <w:rFonts w:ascii="Arial" w:hAnsi="Arial" w:cs="Arial"/>
+                <w:sz w:val="22"/>
+                <w:szCs w:val="22"/>
+              </w:rPr>
+            </w:pPr>
+          </w:p>
         </w:tc>
         <w:tc>
           <w:tcPr>
             <w:tcW w:w="2808" w:type="dxa"/>
           </w:tcPr>
-          <w:p/>
+          <w:p>
+            <w:pPr>
+              <w:rPr>
+                <w:rFonts w:ascii="Arial" w:hAnsi="Arial" w:cs="Arial"/>
+                <w:sz w:val="22"/>
+                <w:szCs w:val="22"/>
+              </w:rPr>
+            </w:pPr>
+          </w:p>
         </w:tc>
         <w:tc>
           <w:tcPr>
             <w:tcW w:w="2808" w:type="dxa"/>
           </w:tcPr>
-          <w:p/>
+          <w:p>
+            <w:pPr>
+              <w:rPr>
+                <w:rFonts w:ascii="Arial" w:hAnsi="Arial" w:cs="Arial"/>
+                <w:sz w:val="22"/>
+                <w:szCs w:val="22"/>
+              </w:rPr>
+            </w:pPr>
+          </w:p>
         </w:tc>
       </w:tr>
       <w:tr>
@@ -898,10 +1179,17 @@
           <w:p>
             <w:pPr>
               <w:jc w:val="center"/>
+              <w:rPr>
+                <w:rFonts w:ascii="Arial" w:hAnsi="Arial" w:cs="Arial"/>
+                <w:sz w:val="22"/>
+                <w:szCs w:val="22"/>
+              </w:rPr>
             </w:pPr>
             <w:r>
               <w:rPr>
-                <w:sz w:val="19"/>
+                <w:rFonts w:ascii="Arial" w:hAnsi="Arial" w:cs="Arial"/>
+                <w:sz w:val="22"/>
+                <w:szCs w:val="22"/>
               </w:rPr>
               <w:t>{{ row[0] }}</w:t>
             </w:r>
@@ -921,10 +1209,17 @@
           <w:p>
             <w:pPr>
               <w:jc w:val="center"/>
+              <w:rPr>
+                <w:rFonts w:ascii="Arial" w:hAnsi="Arial" w:cs="Arial"/>
+                <w:sz w:val="22"/>
+                <w:szCs w:val="22"/>
+              </w:rPr>
             </w:pPr>
             <w:r>
               <w:rPr>
-                <w:sz w:val="19"/>
+                <w:rFonts w:ascii="Arial" w:hAnsi="Arial" w:cs="Arial"/>
+                <w:sz w:val="22"/>
+                <w:szCs w:val="22"/>
               </w:rPr>
               <w:t>{{ row[1] }}</w:t>
             </w:r>
@@ -944,10 +1239,17 @@
           <w:p>
             <w:pPr>
               <w:jc w:val="center"/>
+              <w:rPr>
+                <w:rFonts w:ascii="Arial" w:hAnsi="Arial" w:cs="Arial"/>
+                <w:sz w:val="22"/>
+                <w:szCs w:val="22"/>
+              </w:rPr>
             </w:pPr>
             <w:r>
               <w:rPr>
-                <w:sz w:val="19"/>
+                <w:rFonts w:ascii="Arial" w:hAnsi="Arial" w:cs="Arial"/>
+                <w:sz w:val="22"/>
+                <w:szCs w:val="22"/>
               </w:rPr>
               <w:t>{{ row[2] }}</w:t>
             </w:r>
@@ -967,10 +1269,17 @@
           <w:p>
             <w:pPr>
               <w:jc w:val="center"/>
+              <w:rPr>
+                <w:rFonts w:ascii="Arial" w:hAnsi="Arial" w:cs="Arial"/>
+                <w:sz w:val="22"/>
+                <w:szCs w:val="22"/>
+              </w:rPr>
             </w:pPr>
             <w:r>
               <w:rPr>
-                <w:sz w:val="19"/>
+                <w:rFonts w:ascii="Arial" w:hAnsi="Arial" w:cs="Arial"/>
+                <w:sz w:val="22"/>
+                <w:szCs w:val="22"/>
               </w:rPr>
               <w:t>{{ row[3] }}</w:t>
             </w:r>
@@ -987,7 +1296,19 @@
             <w:tcW w:w="2808" w:type="dxa"/>
           </w:tcPr>
           <w:p>
+            <w:pPr>
+              <w:rPr>
+                <w:rFonts w:ascii="Arial" w:hAnsi="Arial" w:cs="Arial"/>
+                <w:sz w:val="22"/>
+                <w:szCs w:val="22"/>
+              </w:rPr>
+            </w:pPr>
             <w:r>
+              <w:rPr>
+                <w:rFonts w:ascii="Arial" w:hAnsi="Arial" w:cs="Arial"/>
+                <w:sz w:val="22"/>
+                <w:szCs w:val="22"/>
+              </w:rPr>
               <w:t>{%tr endfor %}</w:t>
             </w:r>
           </w:p>
@@ -996,24 +1317,60 @@
           <w:tcPr>
             <w:tcW w:w="2808" w:type="dxa"/>
           </w:tcPr>
-          <w:p/>
+          <w:p>
+            <w:pPr>
+              <w:rPr>
+                <w:rFonts w:ascii="Arial" w:hAnsi="Arial" w:cs="Arial"/>
+                <w:sz w:val="22"/>
+                <w:szCs w:val="22"/>
+              </w:rPr>
+            </w:pPr>
+          </w:p>
         </w:tc>
         <w:tc>
           <w:tcPr>
             <w:tcW w:w="2808" w:type="dxa"/>
           </w:tcPr>
-          <w:p/>
+          <w:p>
+            <w:pPr>
+              <w:rPr>
+                <w:rFonts w:ascii="Arial" w:hAnsi="Arial" w:cs="Arial"/>
+                <w:sz w:val="22"/>
+                <w:szCs w:val="22"/>
+              </w:rPr>
+            </w:pPr>
+          </w:p>
         </w:tc>
         <w:tc>
           <w:tcPr>
             <w:tcW w:w="2808" w:type="dxa"/>
           </w:tcPr>
-          <w:p/>
+          <w:p>
+            <w:pPr>
+              <w:rPr>
+                <w:rFonts w:ascii="Arial" w:hAnsi="Arial" w:cs="Arial"/>
+                <w:sz w:val="22"/>
+                <w:szCs w:val="22"/>
+              </w:rPr>
+            </w:pPr>
+          </w:p>
         </w:tc>
       </w:tr>
     </w:tbl>
     <w:p>
-      <w:r>
+      <w:pPr>
+        <w:rPr>
+          <w:rFonts w:ascii="Arial" w:hAnsi="Arial" w:cs="Arial"/>
+          <w:sz w:val="22"/>
+          <w:szCs w:val="22"/>
+        </w:rPr>
+      </w:pPr>
+      <w:r>
+        <w:rPr>
+          <w:rFonts w:ascii="Arial" w:hAnsi="Arial" w:cs="Arial"/>
+          <w:sz w:val="22"/>
+          <w:szCs w:val="22"/>
+        </w:rPr>
         <w:t>{%p endfor %}</w:t>
       </w:r>
     </w:p>
@@ -2416,10 +2773,6 @@
 </file>
 
 <file path=customXml/item1.xml><?xml version="1.0" encoding="utf-8"?>
-<b:Sources xmlns:b="http://schemas.openxmlformats.org/officeDocument/2006/bibliography" xmlns="http://schemas.openxmlformats.org/officeDocument/2006/bibliography" SelectedStyle="\APASixthEditionOfficeOnline.xsl" StyleName="APA" Version="6"/>
-</file>
-
-<file path=customXml/item2.xml><?xml version="1.0" encoding="utf-8"?>
 <?mso-contentType ?>
 <FormTemplates xmlns="http://schemas.microsoft.com/sharepoint/v3/contenttype/forms">
   <Display>DocumentLibraryForm</Display>
@@ -2428,7 +2781,19 @@
 </FormTemplates>
 </file>
 
+<file path=customXml/item2.xml><?xml version="1.0" encoding="utf-8"?>
+<b:Sources xmlns:b="http://schemas.openxmlformats.org/officeDocument/2006/bibliography" xmlns="http://schemas.openxmlformats.org/officeDocument/2006/bibliography" SelectedStyle="\APASixthEditionOfficeOnline.xsl" StyleName="APA" Version="6"/>
+</file>
+
 <file path=customXml/item3.xml><?xml version="1.0" encoding="utf-8"?>
+<p:properties xmlns:p="http://schemas.microsoft.com/office/2006/metadata/properties" xmlns:xsi="http://www.w3.org/2001/XMLSchema-instance" xmlns:pc="http://schemas.microsoft.com/office/infopath/2007/PartnerControls">
+  <documentManagement>
+    <_activity xmlns="19d8767b-2400-4e8c-82e8-0bedfd428876" xsi:nil="true"/>
+  </documentManagement>
+</p:properties>
+</file>
+
+<file path=customXml/item4.xml><?xml version="1.0" encoding="utf-8"?>
 <ct:contentTypeSchema xmlns:ct="http://schemas.microsoft.com/office/2006/metadata/contentType" xmlns:ma="http://schemas.microsoft.com/office/2006/metadata/properties/metaAttributes" ct:_="" ma:_="" ma:contentTypeName="文件" ma:contentTypeID="0x010100FA420A0625E12A48BE72B9FA1EF5B823" ma:contentTypeVersion="15" ma:contentTypeDescription="建立新的文件。" ma:contentTypeScope="" ma:versionID="cd9a2085d4bba06221e57d1b9b25d7a5">
   <xsd:schema xmlns:xsd="http://www.w3.org/2001/XMLSchema" xmlns:xs="http://www.w3.org/2001/XMLSchema" xmlns:p="http://schemas.microsoft.com/office/2006/metadata/properties" xmlns:ns3="19d8767b-2400-4e8c-82e8-0bedfd428876" xmlns:ns4="649e7fc7-02fd-4bd0-8bfb-816a58292b37" targetNamespace="http://schemas.microsoft.com/office/2006/metadata/properties" ma:root="true" ma:fieldsID="ead2c24196cdc26a3d01c866fa1d440d" ns3:_="" ns4:_="">
     <xsd:import namespace="19d8767b-2400-4e8c-82e8-0bedfd428876"/>
@@ -2661,15 +3026,15 @@
 </ct:contentTypeSchema>
 </file>
 
-<file path=customXml/item4.xml><?xml version="1.0" encoding="utf-8"?>
-<p:properties xmlns:p="http://schemas.microsoft.com/office/2006/metadata/properties" xmlns:xsi="http://www.w3.org/2001/XMLSchema-instance" xmlns:pc="http://schemas.microsoft.com/office/infopath/2007/PartnerControls">
-  <documentManagement>
-    <_activity xmlns="19d8767b-2400-4e8c-82e8-0bedfd428876" xsi:nil="true"/>
-  </documentManagement>
-</p:properties>
+<file path=customXml/itemProps1.xml><?xml version="1.0" encoding="utf-8"?>
+<ds:datastoreItem xmlns:ds="http://schemas.openxmlformats.org/officeDocument/2006/customXml" ds:itemID="{47A6AD83-F19F-48CC-B027-6FD53A200DA4}">
+  <ds:schemaRefs>
+    <ds:schemaRef ds:uri="http://schemas.microsoft.com/sharepoint/v3/contenttype/forms"/>
+  </ds:schemaRefs>
+</ds:datastoreItem>
 </file>
 
-<file path=customXml/itemProps1.xml><?xml version="1.0" encoding="utf-8"?>
+<file path=customXml/itemProps2.xml><?xml version="1.0" encoding="utf-8"?>
 <ds:datastoreItem xmlns:ds="http://schemas.openxmlformats.org/officeDocument/2006/customXml" ds:itemID="{90D90231-E277-4FA5-8D15-1FACDBF4E373}">
   <ds:schemaRefs>
     <ds:schemaRef ds:uri="http://schemas.openxmlformats.org/officeDocument/2006/bibliography"/>
@@ -2677,15 +3042,17 @@
 </ds:datastoreItem>
 </file>
 
-<file path=customXml/itemProps2.xml><?xml version="1.0" encoding="utf-8"?>
-<ds:datastoreItem xmlns:ds="http://schemas.openxmlformats.org/officeDocument/2006/customXml" ds:itemID="{47A6AD83-F19F-48CC-B027-6FD53A200DA4}">
+<file path=customXml/itemProps3.xml><?xml version="1.0" encoding="utf-8"?>
+<ds:datastoreItem xmlns:ds="http://schemas.openxmlformats.org/officeDocument/2006/customXml" ds:itemID="{F2B280FF-541B-438F-A0C6-D2E0CDBCADA6}">
   <ds:schemaRefs>
-    <ds:schemaRef ds:uri="http://schemas.microsoft.com/sharepoint/v3/contenttype/forms"/>
+    <ds:schemaRef ds:uri="http://schemas.microsoft.com/office/2006/metadata/properties"/>
+    <ds:schemaRef ds:uri="http://schemas.microsoft.com/office/infopath/2007/PartnerControls"/>
+    <ds:schemaRef ds:uri="19d8767b-2400-4e8c-82e8-0bedfd428876"/>
   </ds:schemaRefs>
 </ds:datastoreItem>
 </file>
 
-<file path=customXml/itemProps3.xml><?xml version="1.0" encoding="utf-8"?>
+<file path=customXml/itemProps4.xml><?xml version="1.0" encoding="utf-8"?>
 <ds:datastoreItem xmlns:ds="http://schemas.openxmlformats.org/officeDocument/2006/customXml" ds:itemID="{44E2EF97-DB19-4FA3-A12A-4C42CC46353A}">
   <ds:schemaRefs>
     <ds:schemaRef ds:uri="http://schemas.microsoft.com/office/2006/metadata/contentType"/>
@@ -2702,14 +3069,4 @@
     <ds:schemaRef ds:uri="http://schemas.microsoft.com/internal/obd"/>
   </ds:schemaRefs>
 </ds:datastoreItem>
-</file>
-
-<file path=customXml/itemProps4.xml><?xml version="1.0" encoding="utf-8"?>
-<ds:datastoreItem xmlns:ds="http://schemas.openxmlformats.org/officeDocument/2006/customXml" ds:itemID="{F2B280FF-541B-438F-A0C6-D2E0CDBCADA6}">
-  <ds:schemaRefs>
-    <ds:schemaRef ds:uri="http://schemas.microsoft.com/office/2006/metadata/properties"/>
-    <ds:schemaRef ds:uri="http://schemas.microsoft.com/office/infopath/2007/PartnerControls"/>
-    <ds:schemaRef ds:uri="19d8767b-2400-4e8c-82e8-0bedfd428876"/>
-  </ds:schemaRefs>
-</ds:datastoreItem>
 </file>